--- a/iastronauts_creditiq_back/tests/fixtures/CreditIQ_Template_EEFF.docx
+++ b/iastronauts_creditiq_back/tests/fixtures/CreditIQ_Template_EEFF.docx
@@ -2,14 +2,6 @@
 <file path=word/document.xml><?xml version="1.0" encoding="utf-8"?>
 <w:document xmlns:wpc="http://schemas.microsoft.com/office/word/2010/wordprocessingCanvas" xmlns:mc="http://schemas.openxmlformats.org/markup-compatibility/2006" xmlns:o="urn:schemas-microsoft-com:office:office" xmlns:r="http://schemas.openxmlformats.org/officeDocument/2006/relationships" xmlns:m="http://schemas.openxmlformats.org/officeDocument/2006/math" xmlns:v="urn:schemas-microsoft-com:vml" xmlns:wp14="http://schemas.microsoft.com/office/word/2010/wordprocessingDrawing" xmlns:wp="http://schemas.openxmlformats.org/drawingml/2006/wordprocessingDrawing" xmlns:w10="urn:schemas-microsoft-com:office:word" xmlns:w="http://schemas.openxmlformats.org/wordprocessingml/2006/main" xmlns:w14="http://schemas.microsoft.com/office/word/2010/wordml" xmlns:w15="http://schemas.microsoft.com/office/word/2012/wordml" xmlns:wpg="http://schemas.microsoft.com/office/word/2010/wordprocessingGroup" xmlns:wpi="http://schemas.microsoft.com/office/word/2010/wordprocessingInk" xmlns:wne="http://schemas.microsoft.com/office/word/2006/wordml" xmlns:wps="http://schemas.microsoft.com/office/word/2010/wordprocessingShape" xmlns:cx="http://schemas.microsoft.com/office/drawing/2014/chartex" xmlns:cx1="http://schemas.microsoft.com/office/drawing/2015/9/8/chartex" xmlns:cx2="http://schemas.microsoft.com/office/drawing/2015/10/21/chartex" xmlns:cx3="http://schemas.microsoft.com/office/drawing/2016/5/9/chartex" xmlns:cx4="http://schemas.microsoft.com/office/drawing/2016/5/10/chartex" xmlns:cx5="http://schemas.microsoft.com/office/drawing/2016/5/11/chartex" xmlns:cx6="http://schemas.microsoft.com/office/drawing/2016/5/12/chartex" xmlns:cx7="http://schemas.microsoft.com/office/drawing/2016/5/13/chartex" xmlns:cx8="http://schemas.microsoft.com/office/drawing/2016/5/14/chartex" xmlns:aink="http://schemas.microsoft.com/office/drawing/2016/ink" xmlns:am3d="http://schemas.microsoft.com/office/drawing/2017/model3d" xmlns:w16cex="http://schemas.microsoft.com/office/word/2018/wordml/cex" xmlns:w16cid="http://schemas.microsoft.com/office/word/2016/wordml/cid" xmlns:w16="http://schemas.microsoft.com/office/word/2018/wordml" xmlns:w16sdtdh="http://schemas.microsoft.com/office/word/2020/wordml/sdtdatahash" xmlns:w16se="http://schemas.microsoft.com/office/word/2015/wordml/symex" mc:Ignorable="w14 w15 wp14">
   <w:body>
-    <w:p>
-      <w:pPr>
-        <w:pBdr>
-          <w:bottom w:val="single" w:color="1B2A4A" w:sz="30" w:space="1"/>
-        </w:pBdr>
-        <w:spacing w:after="240" w:before="0"/>
-      </w:pPr>
-    </w:p>
     <w:p>
       <w:pPr>
         <w:spacing w:after="60" w:before="320"/>
@@ -54,11 +46,6 @@
         <w:spacing w:after="0" w:before="0"/>
       </w:pPr>
     </w:p>
-    <w:p>
-      <w:pPr>
-        <w:spacing w:after="60" w:before="60"/>
-      </w:pPr>
-    </w:p>
     <w:tbl>
       <w:tblPr>
         <w:tblW w:type="dxa" w:w="9638"/>
@@ -601,19 +588,6 @@
     <w:p>
       <w:pPr>
         <w:spacing w:after="80" w:before="200"/>
-      </w:pPr>
-    </w:p>
-    <w:p>
-      <w:pPr>
-        <w:pBdr>
-          <w:bottom w:val="single" w:color="1B2A4A" w:sz="16" w:space="1"/>
-        </w:pBdr>
-        <w:spacing w:after="0" w:before="0"/>
-      </w:pPr>
-    </w:p>
-    <w:p>
-      <w:pPr>
-        <w:spacing w:after="40" w:before="40"/>
       </w:pPr>
     </w:p>
     <w:p>
@@ -664,11 +638,6 @@
       <w:r>
         <w:br w:type="page"/>
       </w:r>
-    </w:p>
-    <w:p>
-      <w:pPr>
-        <w:spacing w:after="0" w:before="200"/>
-      </w:pPr>
     </w:p>
     <w:p>
       <w:pPr>
@@ -1299,11 +1268,6 @@
     </w:p>
     <w:p>
       <w:pPr>
-        <w:spacing w:after="40" w:before="120"/>
-      </w:pPr>
-    </w:p>
-    <w:p>
-      <w:pPr>
         <w:pBdr>
           <w:bottom w:val="single" w:color="1F6EBF" w:sz="6" w:space="1"/>
         </w:pBdr>
@@ -1690,11 +1654,6 @@
       <w:r>
         <w:br w:type="page"/>
       </w:r>
-    </w:p>
-    <w:p>
-      <w:pPr>
-        <w:spacing w:after="0" w:before="200"/>
-      </w:pPr>
     </w:p>
     <w:p>
       <w:pPr>
@@ -1872,7 +1831,7 @@
                 <w:sz w:val="18"/>
                 <w:szCs w:val="18"/>
               </w:rPr>
-              <w:t xml:space="preserve">Jun 2025 (COP miles)</w:t>
+              <w:t xml:space="preserve">Jun 2025 (COP MM)</w:t>
             </w:r>
           </w:p>
         </w:tc>
@@ -1909,7 +1868,7 @@
                 <w:sz w:val="18"/>
                 <w:szCs w:val="18"/>
               </w:rPr>
-              <w:t xml:space="preserve">Dic 2024 (COP miles)</w:t>
+              <w:t xml:space="preserve">Dic 2024 (COP MM)</w:t>
             </w:r>
           </w:p>
         </w:tc>
@@ -3337,11 +3296,6 @@
     <w:p>
       <w:pPr>
         <w:spacing w:after="80" w:before="80"/>
-      </w:pPr>
-    </w:p>
-    <w:p>
-      <w:pPr>
-        <w:spacing w:after="40" w:before="120"/>
       </w:pPr>
     </w:p>
     <w:p>
@@ -3478,11 +3432,6 @@
     </w:p>
     <w:p>
       <w:pPr>
-        <w:spacing w:after="0" w:before="200"/>
-      </w:pPr>
-    </w:p>
-    <w:p>
-      <w:pPr>
         <w:shd w:fill="1B2A4A" w:val="clear"/>
         <w:spacing w:after="0" w:before="0"/>
       </w:pPr>
@@ -5236,11 +5185,6 @@
     </w:p>
     <w:p>
       <w:pPr>
-        <w:spacing w:after="40" w:before="120"/>
-      </w:pPr>
-    </w:p>
-    <w:p>
-      <w:pPr>
         <w:pBdr>
           <w:bottom w:val="single" w:color="1F6EBF" w:sz="6" w:space="1"/>
         </w:pBdr>
@@ -6934,11 +6878,6 @@
     <w:p>
       <w:pPr>
         <w:spacing w:after="80" w:before="80"/>
-      </w:pPr>
-    </w:p>
-    <w:p>
-      <w:pPr>
-        <w:spacing w:after="40" w:before="120"/>
       </w:pPr>
     </w:p>
     <w:p>
@@ -7006,11 +6945,6 @@
       <w:r>
         <w:br w:type="page"/>
       </w:r>
-    </w:p>
-    <w:p>
-      <w:pPr>
-        <w:spacing w:after="0" w:before="200"/>
-      </w:pPr>
     </w:p>
     <w:p>
       <w:pPr>
@@ -9775,11 +9709,6 @@
     </w:p>
     <w:p>
       <w:pPr>
-        <w:spacing w:after="40" w:before="120"/>
-      </w:pPr>
-    </w:p>
-    <w:p>
-      <w:pPr>
         <w:pBdr>
           <w:bottom w:val="single" w:color="1F6EBF" w:sz="6" w:space="1"/>
         </w:pBdr>
@@ -10745,11 +10674,6 @@
     <w:p>
       <w:pPr>
         <w:spacing w:after="80" w:before="80"/>
-      </w:pPr>
-    </w:p>
-    <w:p>
-      <w:pPr>
-        <w:spacing w:after="40" w:before="120"/>
       </w:pPr>
     </w:p>
     <w:p>
@@ -10817,11 +10741,6 @@
       <w:r>
         <w:br w:type="page"/>
       </w:r>
-    </w:p>
-    <w:p>
-      <w:pPr>
-        <w:spacing w:after="0" w:before="200"/>
-      </w:pPr>
     </w:p>
     <w:p>
       <w:pPr>
@@ -12250,11 +12169,6 @@
     </w:p>
     <w:p>
       <w:pPr>
-        <w:spacing w:after="40" w:before="120"/>
-      </w:pPr>
-    </w:p>
-    <w:p>
-      <w:pPr>
         <w:pBdr>
           <w:bottom w:val="single" w:color="1F6EBF" w:sz="6" w:space="1"/>
         </w:pBdr>
@@ -12371,7 +12285,7 @@
                 <w:sz w:val="18"/>
                 <w:szCs w:val="18"/>
               </w:rPr>
-              <w:t xml:space="preserve">Jun 2025 (COP miles)</w:t>
+              <w:t xml:space="preserve">Jun 2025 (COP MM)</w:t>
             </w:r>
           </w:p>
         </w:tc>
@@ -12408,7 +12322,7 @@
                 <w:sz w:val="18"/>
                 <w:szCs w:val="18"/>
               </w:rPr>
-              <w:t xml:space="preserve">Jun 2024 (COP miles)</w:t>
+              <w:t xml:space="preserve">Jun 2024 (COP MM)</w:t>
             </w:r>
           </w:p>
         </w:tc>
@@ -13038,11 +12952,6 @@
     <w:p>
       <w:pPr>
         <w:spacing w:after="80" w:before="80"/>
-      </w:pPr>
-    </w:p>
-    <w:p>
-      <w:pPr>
-        <w:spacing w:after="40" w:before="120"/>
       </w:pPr>
     </w:p>
     <w:p>
@@ -13110,11 +13019,6 @@
       <w:r>
         <w:br w:type="page"/>
       </w:r>
-    </w:p>
-    <w:p>
-      <w:pPr>
-        <w:spacing w:after="0" w:before="200"/>
-      </w:pPr>
     </w:p>
     <w:p>
       <w:pPr>
@@ -13574,11 +13478,6 @@
     </w:p>
     <w:p>
       <w:pPr>
-        <w:spacing w:after="40" w:before="120"/>
-      </w:pPr>
-    </w:p>
-    <w:p>
-      <w:pPr>
         <w:pBdr>
           <w:bottom w:val="single" w:color="1F6EBF" w:sz="6" w:space="1"/>
         </w:pBdr>
@@ -13975,11 +13874,6 @@
     <w:p>
       <w:pPr>
         <w:spacing w:after="60" w:before="60"/>
-      </w:pPr>
-    </w:p>
-    <w:p>
-      <w:pPr>
-        <w:spacing w:after="40" w:before="120"/>
       </w:pPr>
     </w:p>
     <w:p>
@@ -14197,11 +14091,6 @@
     </w:p>
     <w:p>
       <w:pPr>
-        <w:spacing w:after="40" w:before="120"/>
-      </w:pPr>
-    </w:p>
-    <w:p>
-      <w:pPr>
         <w:pBdr>
           <w:bottom w:val="single" w:color="1F6EBF" w:sz="6" w:space="1"/>
         </w:pBdr>
@@ -14604,11 +14493,6 @@
       <w:r>
         <w:br w:type="page"/>
       </w:r>
-    </w:p>
-    <w:p>
-      <w:pPr>
-        <w:spacing w:after="0" w:before="200"/>
-      </w:pPr>
     </w:p>
     <w:p>
       <w:pPr>
@@ -16035,11 +15919,6 @@
     <w:p>
       <w:pPr>
         <w:spacing w:after="80" w:before="80"/>
-      </w:pPr>
-    </w:p>
-    <w:p>
-      <w:pPr>
-        <w:spacing w:after="40" w:before="120"/>
       </w:pPr>
     </w:p>
     <w:p>
@@ -16331,7 +16210,7 @@
                 <w:sz w:val="18"/>
                 <w:szCs w:val="18"/>
               </w:rPr>
-              <w:t xml:space="preserve">Valor (COP miles)</w:t>
+              <w:t xml:space="preserve">Valor (COP MM)</w:t>
             </w:r>
           </w:p>
         </w:tc>
@@ -17004,11 +16883,6 @@
       <w:r>
         <w:br w:type="page"/>
       </w:r>
-    </w:p>
-    <w:p>
-      <w:pPr>
-        <w:spacing w:after="0" w:before="200"/>
-      </w:pPr>
     </w:p>
     <w:p>
       <w:pPr>
@@ -18247,11 +18121,6 @@
     </w:p>
     <w:p>
       <w:pPr>
-        <w:spacing w:after="40" w:before="120"/>
-      </w:pPr>
-    </w:p>
-    <w:p>
-      <w:pPr>
         <w:pBdr>
           <w:bottom w:val="single" w:color="1F6EBF" w:sz="6" w:space="1"/>
         </w:pBdr>
@@ -18889,11 +18758,6 @@
     <w:p>
       <w:pPr>
         <w:spacing w:after="80" w:before="80"/>
-      </w:pPr>
-    </w:p>
-    <w:p>
-      <w:pPr>
-        <w:spacing w:after="40" w:before="120"/>
       </w:pPr>
     </w:p>
     <w:p>
@@ -19027,11 +18891,6 @@
       <w:r>
         <w:br w:type="page"/>
       </w:r>
-    </w:p>
-    <w:p>
-      <w:pPr>
-        <w:spacing w:after="0" w:before="200"/>
-      </w:pPr>
     </w:p>
     <w:p>
       <w:pPr>
@@ -19497,11 +19356,6 @@
     <w:p>
       <w:pPr>
         <w:spacing w:after="80" w:before="80"/>
-      </w:pPr>
-    </w:p>
-    <w:p>
-      <w:pPr>
-        <w:spacing w:after="40" w:before="120"/>
       </w:pPr>
     </w:p>
     <w:p>
@@ -19695,11 +19549,6 @@
     </w:p>
     <w:p>
       <w:pPr>
-        <w:spacing w:after="0" w:before="200"/>
-      </w:pPr>
-    </w:p>
-    <w:p>
-      <w:pPr>
         <w:shd w:fill="1B2A4A" w:val="clear"/>
         <w:spacing w:after="0" w:before="0"/>
       </w:pPr>
@@ -21127,11 +20976,6 @@
     </w:p>
     <w:p>
       <w:pPr>
-        <w:spacing w:after="40" w:before="120"/>
-      </w:pPr>
-    </w:p>
-    <w:p>
-      <w:pPr>
         <w:pBdr>
           <w:bottom w:val="single" w:color="1F6EBF" w:sz="6" w:space="1"/>
         </w:pBdr>
@@ -21194,19 +21038,6 @@
     <w:p>
       <w:pPr>
         <w:spacing w:after="80" w:before="200"/>
-      </w:pPr>
-    </w:p>
-    <w:p>
-      <w:pPr>
-        <w:pBdr>
-          <w:bottom w:val="single" w:color="1B2A4A" w:sz="8" w:space="1"/>
-        </w:pBdr>
-        <w:spacing w:after="0" w:before="0"/>
-      </w:pPr>
-    </w:p>
-    <w:p>
-      <w:pPr>
-        <w:spacing w:after="80" w:before="80"/>
       </w:pPr>
     </w:p>
     <w:p>
